--- a/Georg Lorenz - CV 2026-07_en_website.docx
+++ b/Georg Lorenz - CV 2026-07_en_website.docx
@@ -54,6 +54,17 @@
           <w:rFonts w:ascii="Garamond" w:eastAsia="Calibri" w:hAnsi="Garamond" w:cs="Times New Roman"/>
           <w:sz w:val="32"/>
           <w:szCs w:val="32"/>
+          <w:lang w:val="en-US"/>
+        </w:rPr>
+      </w:pPr>
+    </w:p>
+    <w:p>
+      <w:pPr>
+        <w:spacing w:after="0" w:line="240" w:lineRule="auto"/>
+        <w:ind w:left="284"/>
+        <w:jc w:val="both"/>
+        <w:rPr>
+          <w:rFonts w:ascii="Garamond" w:eastAsia="Calibri" w:hAnsi="Garamond" w:cs="Times New Roman"/>
           <w:lang w:val="en-US"/>
         </w:rPr>
       </w:pPr>
@@ -353,15 +364,6 @@
     </w:p>
     <w:p>
       <w:pPr>
-        <w:spacing w:after="160" w:line="259" w:lineRule="auto"/>
-        <w:rPr>
-          <w:rFonts w:ascii="Garamond" w:eastAsia="Calibri" w:hAnsi="Garamond" w:cs="Times New Roman"/>
-          <w:lang w:val="en-US"/>
-        </w:rPr>
-      </w:pPr>
-    </w:p>
-    <w:p>
-      <w:pPr>
         <w:pBdr>
           <w:bottom w:val="single" w:sz="12" w:space="1" w:color="auto"/>
         </w:pBdr>
@@ -1115,13 +1117,25 @@
         <w:jc w:val="both"/>
         <w:rPr>
           <w:rFonts w:ascii="Garamond" w:eastAsia="Calibri" w:hAnsi="Garamond" w:cs="Times New Roman"/>
-        </w:rPr>
-      </w:pPr>
-      <w:r>
+          <w:lang w:val="en-US"/>
+        </w:rPr>
+      </w:pPr>
+    </w:p>
+    <w:p>
+      <w:pPr>
+        <w:pBdr>
+          <w:bottom w:val="single" w:sz="12" w:space="1" w:color="auto"/>
+        </w:pBdr>
+        <w:spacing w:after="120" w:line="240" w:lineRule="auto"/>
+        <w:jc w:val="both"/>
         <w:rPr>
           <w:rFonts w:ascii="Garamond" w:eastAsia="Calibri" w:hAnsi="Garamond" w:cs="Times New Roman"/>
         </w:rPr>
-        <w:lastRenderedPageBreak/>
+      </w:pPr>
+      <w:r>
+        <w:rPr>
+          <w:rFonts w:ascii="Garamond" w:eastAsia="Calibri" w:hAnsi="Garamond" w:cs="Times New Roman"/>
+        </w:rPr>
         <w:t>PEER–REVIEWED JOURNAL PUBLICATIONS</w:t>
       </w:r>
     </w:p>
@@ -1166,6 +1180,32 @@
           <w:rFonts w:ascii="Garamond" w:hAnsi="Garamond" w:cs="Times New Roman"/>
         </w:rPr>
         <w:t>.</w:t>
+      </w:r>
+      <w:r>
+        <w:rPr>
+          <w:rFonts w:ascii="Garamond" w:hAnsi="Garamond" w:cs="Times New Roman"/>
+        </w:rPr>
+        <w:t xml:space="preserve"> </w:t>
+      </w:r>
+      <w:proofErr w:type="spellStart"/>
+      <w:r>
+        <w:rPr>
+          <w:rFonts w:ascii="Garamond" w:hAnsi="Garamond" w:cs="Times New Roman"/>
+        </w:rPr>
+        <w:t>doi</w:t>
+      </w:r>
+      <w:proofErr w:type="spellEnd"/>
+      <w:r>
+        <w:rPr>
+          <w:rFonts w:ascii="Garamond" w:hAnsi="Garamond" w:cs="Times New Roman"/>
+        </w:rPr>
+        <w:t xml:space="preserve">: </w:t>
+      </w:r>
+      <w:r>
+        <w:rPr>
+          <w:rFonts w:ascii="Garamond" w:hAnsi="Garamond" w:cs="Times New Roman"/>
+        </w:rPr>
+        <w:t>10.1007/s11618-026-01418-3</w:t>
       </w:r>
     </w:p>
     <w:p>
@@ -1996,14 +2036,6 @@
           <w:t>10.1007/s11577-023-00880-9</w:t>
         </w:r>
       </w:hyperlink>
-    </w:p>
-    <w:p>
-      <w:pPr>
-        <w:spacing w:after="120"/>
-        <w:rPr>
-          <w:rFonts w:ascii="Garamond" w:eastAsia="Times New Roman" w:hAnsi="Garamond" w:cstheme="majorHAnsi"/>
-        </w:rPr>
-      </w:pPr>
     </w:p>
     <w:p>
       <w:pPr>
